--- a/data/revised_2026-10_full/tracked/v2/Biology/SS1.3_Cell_Biology/Biology_Cell_Biology_SummaryTable_TRACKED.docx
+++ b/data/revised_2026-10_full/tracked/v2/Biology/SS1.3_Cell_Biology/Biology_Cell_Biology_SummaryTable_TRACKED.docx
@@ -736,7 +736,7 @@
               </w:rPr>
               <w:t xml:space="preserve">Onion epidermal cells are rectangular, have a thick outer wall, and show a visible vacuole when stained with iodine. </w:t>
             </w:r>
-            <w:del w:id="9001" w:author="Claude (AI) - proposed" w:date="2026-10-15T02:49:28Z">
+            <w:del w:id="9001" w:author="Claude (AI) - proposed" w:date="2026-10-18T00:25:44Z">
               <w:r>
                 <w:rPr>
                   <w:rFonts w:ascii="Arial" w:cs="Arial" w:eastAsia="Arial" w:hAnsi="Arial"/>
@@ -751,7 +751,7 @@
                 <w:delText xml:space="preserve">Cheek</w:delText>
               </w:r>
             </w:del>
-            <w:ins w:id="9002" w:author="Claude (AI) - proposed" w:date="2026-10-15T02:49:28Z">
+            <w:ins w:id="9002" w:author="Claude (AI) - proposed" w:date="2026-10-18T00:25:44Z">
               <w:r>
                 <w:rPr>
                   <w:rFonts w:ascii="Arial" w:cs="Arial" w:eastAsia="Arial" w:hAnsi="Arial"/>
@@ -1153,7 +1153,7 @@
               </w:rPr>
               <w:t xml:space="preserve">Students can now partially explain the driving question phenomenon: the sukuma wiki leaf cell looks rectangular, green, and has a large central sac because it contains a cell wall (cellulose rigidity), chloroplasts (photosynthesis / green pigment), and a central vacuole (turgor pressure / water storage) — all of which are absent in the red blood cells and white blood cells seen in the Kisumu County Hospital blood smear. Despite these dramatic structural differences, both cell types share a cell membrane, cytoplasm, and nucleus (in most cases), confirming that they are both cells — but specialised for completely different jobs. Students have produced Version </w:t>
             </w:r>
-            <w:del w:id="9003" w:author="Claude (AI) - proposed" w:date="2026-10-15T02:49:28Z">
+            <w:del w:id="9003" w:author="Claude (AI) - proposed" w:date="2026-10-18T00:25:44Z">
               <w:r>
                 <w:rPr>
                   <w:rFonts w:ascii="Arial" w:cs="Arial" w:eastAsia="Arial" w:hAnsi="Arial"/>
@@ -1168,7 +1168,7 @@
                 <w:delText xml:space="preserve">1</w:delText>
               </w:r>
             </w:del>
-            <w:ins w:id="9004" w:author="Claude (AI) - proposed" w:date="2026-10-15T02:49:28Z">
+            <w:ins w:id="9004" w:author="Claude (AI) - proposed" w:date="2026-10-18T00:25:44Z">
               <w:r>
                 <w:rPr>
                   <w:rFonts w:ascii="Arial" w:cs="Arial" w:eastAsia="Arial" w:hAnsi="Arial"/>
@@ -1317,7 +1317,7 @@
               </w:rPr>
               <w:t xml:space="preserve">Prokaryotic cells (e.g., bacteria like Lactobacillus in fermenting uji) have no membrane-bound nucleus and no membrane-bound organelles; their DNA sits free in the cytoplasm in a region called the nucleoid. Eukaryotic cells (e.g., human cheek cells, sukuma wiki leaf cells) have a membrane-bound nucleus and specialised organelles. Despite these differences, ALL cells share four universal features: a cell membrane, cytoplasm, DNA, and ribosomes</w:t>
             </w:r>
-            <w:ins w:id="9005" w:author="Claude (AI) - proposed" w:date="2026-10-15T02:49:28Z">
+            <w:ins w:id="9005" w:author="Claude (AI) - proposed" w:date="2026-10-18T00:25:44Z">
               <w:r>
                 <w:rPr>
                   <w:rFonts w:ascii="Arial" w:cs="Arial" w:eastAsia="Arial" w:hAnsi="Arial"/>
@@ -1378,7 +1378,7 @@
               </w:rPr>
               <w:t xml:space="preserve">Using a Claim–Evidence–Reasoning paragraph, students explained that bacteria ARE real cells — despite lacking a nucleus — because they possess all four universal cell features. Students connected this to the anchoring phenomenon by recognising that the bacteria fermenting uji are prokaryotes whose structural simplicity (no nucleus, no membrane-bound organelles) is fundamentally different from the nuclear loss seen in specialised eukaryotic RBCs, and updated their cumulative cell models </w:t>
             </w:r>
-            <w:del w:id="9006" w:author="Claude (AI) - proposed" w:date="2026-10-15T02:49:28Z">
+            <w:del w:id="9006" w:author="Claude (AI) - proposed" w:date="2026-10-18T00:25:44Z">
               <w:r>
                 <w:rPr>
                   <w:rFonts w:ascii="Arial" w:cs="Arial" w:eastAsia="Arial" w:hAnsi="Arial"/>
@@ -1393,7 +1393,7 @@
                 <w:delText xml:space="preserve">to include a prokaryote column alongside the generic eukaryotic, specialised animal, and specialised plant cell columns</w:delText>
               </w:r>
             </w:del>
-            <w:ins w:id="9007" w:author="Claude (AI) - proposed" w:date="2026-10-15T02:49:28Z">
+            <w:ins w:id="9007" w:author="Claude (AI) - proposed" w:date="2026-10-18T00:25:44Z">
               <w:r>
                 <w:rPr>
                   <w:rFonts w:ascii="Arial" w:cs="Arial" w:eastAsia="Arial" w:hAnsi="Arial"/>
@@ -1542,7 +1542,7 @@
               </w:rPr>
               <w:t xml:space="preserve">Students learned that specialised cells deviate from the generic cell model in specific, purposeful ways: red blood cells lack a nucleus to maximise haemoglobin space for oxygen transport; guard cells are bean-shaped to open and close stomatal pores in sukuma wiki leaves; root hair cells are elongated to increase surface area for water absorption in bean seedlings; muscle cells are elongated with many mitochondria to power contraction; nerve cells have long axons to transmit signals rapidly across the body; and sperm cells have a flagellum and mitochondria-rich midpiece to power motility toward an egg. Students also applied structure-function reasoning to the sickle cell supporting phenomenon, explaining that </w:t>
             </w:r>
-            <w:del w:id="9008" w:author="Claude (AI) - proposed" w:date="2026-10-15T02:49:28Z">
+            <w:del w:id="9008" w:author="Claude (AI) - proposed" w:date="2026-10-18T00:25:44Z">
               <w:r>
                 <w:rPr>
                   <w:rFonts w:ascii="Arial" w:cs="Arial" w:eastAsia="Arial" w:hAnsi="Arial"/>
@@ -1557,7 +1557,7 @@
                 <w:delText xml:space="preserve">the crescent shape causes cells to stack</w:delText>
               </w:r>
             </w:del>
-            <w:ins w:id="9009" w:author="Claude (AI) - proposed" w:date="2026-10-15T02:49:28Z">
+            <w:ins w:id="9009" w:author="Claude (AI) - proposed" w:date="2026-10-18T00:25:44Z">
               <w:r>
                 <w:rPr>
                   <w:rFonts w:ascii="Arial" w:cs="Arial" w:eastAsia="Arial" w:hAnsi="Arial"/>
@@ -1772,7 +1772,7 @@
               </w:rPr>
               <w:t xml:space="preserve">Students explained why the red blood cell in the Kisumu hospital blood smear has no nucleus (loss of nucleus maximises haemoglobin space for oxygen transport — a specialisation away from the generic cell model). They explained why sukuma wiki leaf cells are rectangular, have thick green chloroplasts, and a large central vacuole (plant cell features: cell wall for rigidity and support, chloroplasts for photosynthesis, vacuole for turgor pressure and water storage). They explained what </w:t>
             </w:r>
-            <w:del w:id="9010" w:author="Claude (AI) - proposed" w:date="2026-10-15T02:49:28Z">
+            <w:del w:id="9010" w:author="Claude (AI) - proposed" w:date="2026-10-18T00:25:44Z">
               <w:r>
                 <w:rPr>
                   <w:rFonts w:ascii="Arial" w:cs="Arial" w:eastAsia="Arial" w:hAnsi="Arial"/>
@@ -1787,7 +1787,7 @@
                 <w:delText xml:space="preserve">ALL cells in the phenomenon</w:delText>
               </w:r>
             </w:del>
-            <w:ins w:id="9011" w:author="Claude (AI) - proposed" w:date="2026-10-15T02:49:28Z">
+            <w:ins w:id="9011" w:author="Claude (AI) - proposed" w:date="2026-10-18T00:25:44Z">
               <w:r>
                 <w:rPr>
                   <w:rFonts w:ascii="Arial" w:cs="Arial" w:eastAsia="Arial" w:hAnsi="Arial"/>
@@ -1815,7 +1815,7 @@
               </w:rPr>
               <w:t xml:space="preserve"> share: a cell membrane, cytoplasm, genetic material and ribosomes — the irreducible minimum of a 'cell'</w:t>
             </w:r>
-            <w:ins w:id="9012" w:author="Claude (AI) - proposed" w:date="2026-10-15T02:49:28Z">
+            <w:ins w:id="9012" w:author="Claude (AI) - proposed" w:date="2026-10-18T00:25:44Z">
               <w:r>
                 <w:rPr>
                   <w:rFonts w:ascii="Arial" w:cs="Arial" w:eastAsia="Arial" w:hAnsi="Arial"/>
@@ -1964,7 +1964,7 @@
               </w:rPr>
               <w:t xml:space="preserve">All cells share core structures including a cell membrane, cytoplasm, ribosomes, and DNA, because these are essential to the basic processes of life including protein synthesis, energy use, and reproduction</w:t>
             </w:r>
-            <w:ins w:id="9013" w:author="Claude (AI) - proposed" w:date="2026-10-15T02:49:28Z">
+            <w:ins w:id="9013" w:author="Claude (AI) - proposed" w:date="2026-10-18T00:25:44Z">
               <w:r>
                 <w:rPr>
                   <w:rFonts w:ascii="Arial" w:cs="Arial" w:eastAsia="Arial" w:hAnsi="Arial"/>
@@ -2025,7 +2025,7 @@
               </w:rPr>
               <w:t xml:space="preserve">We can now answer the driving question with evidence: the cells in our body and in the sukuma wiki look different from each other because specialisation requires each cell to prioritise certain functions over others, and the most efficient way to do that is to modify or remove structures that are not needed while amplifying or adding structures that are. The red blood cell without a nucleus is not missing something — it has made space for more haemoglobin so it can carry more oxygen. The sukuma wiki leaf cell is not more complex than a cheek cell — it has additional structures because it must harvest light energy from the sun, something an animal cell never needs to do. All of these cells — red blood cell, white blood cell, leaf cell, root hair cell — are still cells because they all </w:t>
             </w:r>
-            <w:del w:id="9014" w:author="Claude (AI) - proposed" w:date="2026-10-15T02:49:28Z">
+            <w:del w:id="9014" w:author="Claude (AI) - proposed" w:date="2026-10-18T00:25:44Z">
               <w:r>
                 <w:rPr>
                   <w:rFonts w:ascii="Arial" w:cs="Arial" w:eastAsia="Arial" w:hAnsi="Arial"/>
@@ -2040,7 +2040,7 @@
                 <w:delText xml:space="preserve">share</w:delText>
               </w:r>
             </w:del>
-            <w:ins w:id="9015" w:author="Claude (AI) - proposed" w:date="2026-10-15T02:49:28Z">
+            <w:ins w:id="9015" w:author="Claude (AI) - proposed" w:date="2026-10-18T00:25:44Z">
               <w:r>
                 <w:rPr>
                   <w:rFonts w:ascii="Arial" w:cs="Arial" w:eastAsia="Arial" w:hAnsi="Arial"/>
@@ -2068,7 +2068,7 @@
               </w:rPr>
               <w:t xml:space="preserve"> the fundamental architecture of membrane, cytoplasm, </w:t>
             </w:r>
-            <w:ins w:id="9016" w:author="Claude (AI) - proposed" w:date="2026-10-15T02:49:28Z">
+            <w:ins w:id="9016" w:author="Claude (AI) - proposed" w:date="2026-10-18T00:25:44Z">
               <w:r>
                 <w:rPr>
                   <w:rFonts w:ascii="Arial" w:cs="Arial" w:eastAsia="Arial" w:hAnsi="Arial"/>
@@ -2096,7 +2096,7 @@
               </w:rPr>
               <w:t xml:space="preserve">and genetic material</w:t>
             </w:r>
-            <w:ins w:id="9017" w:author="Claude (AI) - proposed" w:date="2026-10-15T02:49:28Z">
+            <w:ins w:id="9017" w:author="Claude (AI) - proposed" w:date="2026-10-18T00:25:44Z">
               <w:r>
                 <w:rPr>
                   <w:rFonts w:ascii="Arial" w:cs="Arial" w:eastAsia="Arial" w:hAnsi="Arial"/>
@@ -2246,7 +2246,7 @@
         </w:rPr>
         <w:t xml:space="preserve">© 2026 SeaVuria and ARES. This work is licensed under a </w:t>
       </w:r>
-      <w:hyperlink w:history="1" r:id="rIdn35tgpcdh6uhd4myry4ry">
+      <w:hyperlink w:history="1" r:id="rIds6rbz2eq43ajcgkbjoy-j">
         <w:r>
           <w:rPr>
             <w:rFonts w:ascii="Arial" w:cs="Arial" w:eastAsia="Arial" w:hAnsi="Arial"/>
@@ -2266,7 +2266,7 @@
         </w:rPr>
         <w:t xml:space="preserve"> (</w:t>
       </w:r>
-      <w:hyperlink w:history="1" r:id="rIdbxr8xmjcyo0oeguse1fjn">
+      <w:hyperlink w:history="1" r:id="rIdmfltd-z7vvesrmazb013k">
         <w:r>
           <w:rPr>
             <w:rFonts w:ascii="Arial" w:cs="Arial" w:eastAsia="Arial" w:hAnsi="Arial"/>
@@ -2286,7 +2286,7 @@
         </w:rPr>
         <w:t xml:space="preserve">). To view a copy of this license, visit </w:t>
       </w:r>
-      <w:hyperlink w:history="1" r:id="rId4bv2ylhd7_ycak-efuwkg">
+      <w:hyperlink w:history="1" r:id="rId6zictj7vcdpjsam64kjgk">
         <w:r>
           <w:rPr>
             <w:rFonts w:ascii="Arial" w:cs="Arial" w:eastAsia="Arial" w:hAnsi="Arial"/>
